--- a/vvdn/protocols/nfc/nfc-firmware-and-driver-guide.docx
+++ b/vvdn/protocols/nfc/nfc-firmware-and-driver-guide.docx
@@ -1598,22 +1598,7 @@
           <w:color w:val="282C34"/>
           <w:sz w:val="21"/>
         </w:rPr>
-        <w:t xml:space="preserve"> on MFRC522 </w:t>
-      </w:r>
-      <w:r>
-        <w:rPr>
-          <w:i/>
-          <w:color w:val="145AA0"/>
-          <w:sz w:val="21"/>
-        </w:rPr>
-        <w:t>\rightarrow</w:t>
-      </w:r>
-      <w:r>
-        <w:rPr>
-          <w:color w:val="282C34"/>
-          <w:sz w:val="21"/>
-        </w:rPr>
-        <w:t xml:space="preserve"> Expected value: </w:t>
+        <w:t xml:space="preserve"> on MFRC522 -&gt; Expected value: </w:t>
       </w:r>
       <w:r>
         <w:rPr>
@@ -1766,7 +1751,7 @@
           <w:color w:val="282C34"/>
           <w:sz w:val="21"/>
         </w:rPr>
-        <w:t>13.560 MHz ($\pm 7\text{ kHz}$)</w:t>
+        <w:t>13.560 MHz (± 7 kHz)</w:t>
       </w:r>
       <w:r>
         <w:rPr>
@@ -1787,22 +1772,7 @@
           <w:color w:val="282C34"/>
           <w:sz w:val="21"/>
         </w:rPr>
-        <w:t xml:space="preserve">Confirm differential amplitude: </w:t>
-      </w:r>
-      <w:r>
-        <w:rPr>
-          <w:i/>
-          <w:color w:val="145AA0"/>
-          <w:sz w:val="21"/>
-        </w:rPr>
-        <w:t>V_{pp</w:t>
-      </w:r>
-      <w:r>
-        <w:rPr>
-          <w:color w:val="282C34"/>
-          <w:sz w:val="21"/>
-        </w:rPr>
-        <w:t xml:space="preserve"> across the coil should be between </w:t>
+        <w:t xml:space="preserve">Confirm differential amplitude: V_pp across the coil should be between </w:t>
       </w:r>
       <w:r>
         <w:rPr>
@@ -1810,29 +1780,14 @@
           <w:color w:val="282C34"/>
           <w:sz w:val="21"/>
         </w:rPr>
-        <w:t>$10\text{V}$ and $20\text{V}$</w:t>
+        <w:t>10V and 20V</w:t>
       </w:r>
       <w:r>
         <w:rPr>
           <w:color w:val="282C34"/>
           <w:sz w:val="21"/>
         </w:rPr>
-        <w:t xml:space="preserve"> (or </w:t>
-      </w:r>
-      <w:r>
-        <w:rPr>
-          <w:i/>
-          <w:color w:val="145AA0"/>
-          <w:sz w:val="21"/>
-        </w:rPr>
-        <w:t>3.3V</w:t>
-      </w:r>
-      <w:r>
-        <w:rPr>
-          <w:color w:val="282C34"/>
-          <w:sz w:val="21"/>
-        </w:rPr>
-        <w:t xml:space="preserve"> single-ended).</w:t>
+        <w:t xml:space="preserve"> (or 3.3V single-ended).</w:t>
       </w:r>
     </w:p>
     <w:p>
@@ -1896,7 +1851,7 @@
           <w:color w:val="282C34"/>
           <w:sz w:val="21"/>
         </w:rPr>
-        <w:t>$2.0\ \mu\text{s} \le t_1 \le 3.0\ \mu\text{s}$</w:t>
+        <w:t>2.0\ µs &lt;= t_1 &lt;= 3.0\ µs</w:t>
       </w:r>
       <w:r>
         <w:rPr>
@@ -1917,37 +1872,7 @@
           <w:color w:val="282C34"/>
           <w:sz w:val="21"/>
         </w:rPr>
-        <w:t xml:space="preserve">If excessive ringing or overshoot is observed after the pause, the antenna </w:t>
-      </w:r>
-      <w:r>
-        <w:rPr>
-          <w:i/>
-          <w:color w:val="145AA0"/>
-          <w:sz w:val="21"/>
-        </w:rPr>
-        <w:t>Q</w:t>
-      </w:r>
-      <w:r>
-        <w:rPr>
-          <w:color w:val="282C34"/>
-          <w:sz w:val="21"/>
-        </w:rPr>
-        <w:t>-factor is too high; increase the value of series damping resistors (</w:t>
-      </w:r>
-      <w:r>
-        <w:rPr>
-          <w:i/>
-          <w:color w:val="145AA0"/>
-          <w:sz w:val="21"/>
-        </w:rPr>
-        <w:t>R_Q</w:t>
-      </w:r>
-      <w:r>
-        <w:rPr>
-          <w:color w:val="282C34"/>
-          <w:sz w:val="21"/>
-        </w:rPr>
-        <w:t>).</w:t>
+        <w:t>If excessive ringing or overshoot is observed after the pause, the antenna Q-factor is too high; increase the value of series damping resistors (R_Q).</w:t>
       </w:r>
     </w:p>
     <w:p>
@@ -2017,22 +1942,7 @@
           <w:color w:val="282C34"/>
           <w:sz w:val="21"/>
         </w:rPr>
-        <w:t xml:space="preserve"> (</w:t>
-      </w:r>
-      <w:r>
-        <w:rPr>
-          <w:i/>
-          <w:color w:val="145AA0"/>
-          <w:sz w:val="21"/>
-        </w:rPr>
-        <w:t>12.712 MHz / 14.408 MHz</w:t>
-      </w:r>
-      <w:r>
-        <w:rPr>
-          <w:color w:val="282C34"/>
-          <w:sz w:val="21"/>
-        </w:rPr>
-        <w:t xml:space="preserve"> sideband modulation) exhibiting Manchester transitions.</w:t>
+        <w:t xml:space="preserve"> (12.712 MHz / 14.408 MHz sideband modulation) exhibiting Manchester transitions.</w:t>
       </w:r>
     </w:p>
     <w:p>
@@ -2252,22 +2162,7 @@
                 <w:color w:val="282C34"/>
                 <w:sz w:val="18"/>
               </w:rPr>
-              <w:t xml:space="preserve">Check MISO on scope; probe </w:t>
-            </w:r>
-            <w:r>
-              <w:rPr>
-                <w:i/>
-                <w:color w:val="145AA0"/>
-                <w:sz w:val="18"/>
-              </w:rPr>
-              <w:t>\overline{RSTPD</w:t>
-            </w:r>
-            <w:r>
-              <w:rPr>
-                <w:color w:val="282C34"/>
-                <w:sz w:val="18"/>
-              </w:rPr>
-              <w:t xml:space="preserve"> pin</w:t>
+              <w:t>Check MISO on scope; probe NOT(RSTPD) pin</w:t>
             </w:r>
           </w:p>
         </w:tc>
@@ -2291,37 +2186,7 @@
                 <w:color w:val="282C34"/>
                 <w:sz w:val="18"/>
               </w:rPr>
-              <w:t xml:space="preserve">Configure SPI Controller for Mode 0 (CPOL=0, CPHA=0). Ensure </w:t>
-            </w:r>
-            <w:r>
-              <w:rPr>
-                <w:i/>
-                <w:color w:val="145AA0"/>
-                <w:sz w:val="18"/>
-              </w:rPr>
-              <w:t>\overline{RSTPD</w:t>
-            </w:r>
-            <w:r>
-              <w:rPr>
-                <w:color w:val="282C34"/>
-                <w:sz w:val="18"/>
-              </w:rPr>
-              <w:t xml:space="preserve"> is driven HIGH (</w:t>
-            </w:r>
-            <w:r>
-              <w:rPr>
-                <w:i/>
-                <w:color w:val="145AA0"/>
-                <w:sz w:val="18"/>
-              </w:rPr>
-              <w:t>3.3V</w:t>
-            </w:r>
-            <w:r>
-              <w:rPr>
-                <w:color w:val="282C34"/>
-                <w:sz w:val="18"/>
-              </w:rPr>
-              <w:t>).</w:t>
+              <w:t>Configure SPI Controller for Mode 0 (CPOL=0, CPHA=0). Ensure NOT(RSTPD) is driven HIGH (3.3V).</w:t>
             </w:r>
           </w:p>
         </w:tc>
@@ -2491,22 +2356,7 @@
                 <w:color w:val="282C34"/>
                 <w:sz w:val="18"/>
               </w:rPr>
-              <w:t xml:space="preserve">Antenna detuning or mismatched </w:t>
-            </w:r>
-            <w:r>
-              <w:rPr>
-                <w:i/>
-                <w:color w:val="145AA0"/>
-                <w:sz w:val="18"/>
-              </w:rPr>
-              <w:t>Q</w:t>
-            </w:r>
-            <w:r>
-              <w:rPr>
-                <w:color w:val="282C34"/>
-                <w:sz w:val="18"/>
-              </w:rPr>
-              <w:t>-factor</w:t>
+              <w:t>Antenna detuning or mismatched Q-factor</w:t>
             </w:r>
           </w:p>
         </w:tc>
@@ -2530,22 +2380,7 @@
                 <w:color w:val="282C34"/>
                 <w:sz w:val="18"/>
               </w:rPr>
-              <w:t xml:space="preserve">Measure antenna inductance </w:t>
-            </w:r>
-            <w:r>
-              <w:rPr>
-                <w:i/>
-                <w:color w:val="145AA0"/>
-                <w:sz w:val="18"/>
-              </w:rPr>
-              <w:t>L_{ant</w:t>
-            </w:r>
-            <w:r>
-              <w:rPr>
-                <w:color w:val="282C34"/>
-                <w:sz w:val="18"/>
-              </w:rPr>
-              <w:t xml:space="preserve"> with LCR meter</w:t>
+              <w:t>Measure antenna inductance L_ant with LCR meter</w:t>
             </w:r>
           </w:p>
         </w:tc>
@@ -2569,37 +2404,7 @@
                 <w:color w:val="282C34"/>
                 <w:sz w:val="18"/>
               </w:rPr>
-              <w:t>Adjust matching capacitors (</w:t>
-            </w:r>
-            <w:r>
-              <w:rPr>
-                <w:i/>
-                <w:color w:val="145AA0"/>
-                <w:sz w:val="18"/>
-              </w:rPr>
-              <w:t>C_{series, C_{parallel</w:t>
-            </w:r>
-            <w:r>
-              <w:rPr>
-                <w:color w:val="282C34"/>
-                <w:sz w:val="18"/>
-              </w:rPr>
-              <w:t xml:space="preserve">) to center resonance at 13.56 MHz; ensure </w:t>
-            </w:r>
-            <w:r>
-              <w:rPr>
-                <w:i/>
-                <w:color w:val="145AA0"/>
-                <w:sz w:val="18"/>
-              </w:rPr>
-              <w:t>Q \approx 20--30</w:t>
-            </w:r>
-            <w:r>
-              <w:rPr>
-                <w:color w:val="282C34"/>
-                <w:sz w:val="18"/>
-              </w:rPr>
-              <w:t>.</w:t>
+              <w:t>Adjust matching capacitors (C_series, C_parallel) to center resonance at 13.56 MHz; ensure Q ≈ 20--30.</w:t>
             </w:r>
           </w:p>
         </w:tc>
@@ -2653,7 +2458,7 @@
                 <w:color w:val="282C34"/>
                 <w:sz w:val="18"/>
               </w:rPr>
-              <w:t>Omission of $5.0\text{ ms}$ guard delay ($T_{guard}$)</w:t>
+              <w:t>Omission of 5.0 ms guard delay (T_guard)</w:t>
             </w:r>
           </w:p>
         </w:tc>
@@ -2808,22 +2613,7 @@
                 <w:color w:val="282C34"/>
                 <w:sz w:val="18"/>
               </w:rPr>
-              <w:t xml:space="preserve">Monitor </w:t>
-            </w:r>
-            <w:r>
-              <w:rPr>
-                <w:i/>
-                <w:color w:val="145AA0"/>
-                <w:sz w:val="18"/>
-              </w:rPr>
-              <w:t>3.3V</w:t>
-            </w:r>
-            <w:r>
-              <w:rPr>
-                <w:color w:val="282C34"/>
-                <w:sz w:val="18"/>
-              </w:rPr>
-              <w:t xml:space="preserve"> power rail with scope trigger during RF turn-on</w:t>
+              <w:t>Monitor 3.3V power rail with scope trigger during RF turn-on</w:t>
             </w:r>
           </w:p>
         </w:tc>
@@ -2847,22 +2637,7 @@
                 <w:color w:val="282C34"/>
                 <w:sz w:val="18"/>
               </w:rPr>
-              <w:t>Add bulk decoupling capacitor (</w:t>
-            </w:r>
-            <w:r>
-              <w:rPr>
-                <w:i/>
-                <w:color w:val="145AA0"/>
-                <w:sz w:val="18"/>
-              </w:rPr>
-              <w:t>10\ µF</w:t>
-            </w:r>
-            <w:r>
-              <w:rPr>
-                <w:color w:val="282C34"/>
-                <w:sz w:val="18"/>
-              </w:rPr>
-              <w:t xml:space="preserve"> tantalum or low-ESR ceramic) adjacent to transceiver </w:t>
+              <w:t xml:space="preserve">Add bulk decoupling capacitor (10\ µF tantalum or low-ESR ceramic) adjacent to transceiver </w:t>
             </w:r>
             <w:r>
               <w:rPr>
@@ -3018,37 +2793,7 @@
                 <w:color w:val="282C34"/>
                 <w:sz w:val="18"/>
               </w:rPr>
-              <w:t xml:space="preserve">Lower the internal receiver gain setting (e.g. from </w:t>
-            </w:r>
-            <w:r>
-              <w:rPr>
-                <w:i/>
-                <w:color w:val="145AA0"/>
-                <w:sz w:val="18"/>
-              </w:rPr>
-              <w:t>48 dB</w:t>
-            </w:r>
-            <w:r>
-              <w:rPr>
-                <w:color w:val="282C34"/>
-                <w:sz w:val="18"/>
-              </w:rPr>
-              <w:t xml:space="preserve"> to </w:t>
-            </w:r>
-            <w:r>
-              <w:rPr>
-                <w:i/>
-                <w:color w:val="145AA0"/>
-                <w:sz w:val="18"/>
-              </w:rPr>
-              <w:t>38 dB</w:t>
-            </w:r>
-            <w:r>
-              <w:rPr>
-                <w:color w:val="282C34"/>
-                <w:sz w:val="18"/>
-              </w:rPr>
-              <w:t xml:space="preserve">); adjust </w:t>
+              <w:t xml:space="preserve">Lower the internal receiver gain setting (e.g. from 48 dB to 38 dB); adjust </w:t>
             </w:r>
             <w:r>
               <w:rPr>
@@ -3138,22 +2883,7 @@
                 <w:color w:val="282C34"/>
                 <w:sz w:val="18"/>
               </w:rPr>
-              <w:t xml:space="preserve">Probe </w:t>
-            </w:r>
-            <w:r>
-              <w:rPr>
-                <w:i/>
-                <w:color w:val="145AA0"/>
-                <w:sz w:val="18"/>
-              </w:rPr>
-              <w:t>H</w:t>
-            </w:r>
-            <w:r>
-              <w:rPr>
-                <w:color w:val="282C34"/>
-                <w:sz w:val="18"/>
-              </w:rPr>
-              <w:t>-field strength near metal surface</w:t>
+              <w:t>Probe H-field strength near metal surface</w:t>
             </w:r>
           </w:p>
         </w:tc>
@@ -3177,22 +2907,7 @@
                 <w:color w:val="282C34"/>
                 <w:sz w:val="18"/>
               </w:rPr>
-              <w:t>Apply a sintered ferrite shielding sheet (</w:t>
-            </w:r>
-            <w:r>
-              <w:rPr>
-                <w:i/>
-                <w:color w:val="145AA0"/>
-                <w:sz w:val="18"/>
-              </w:rPr>
-              <w:t>µ_r' ≥ 100</w:t>
-            </w:r>
-            <w:r>
-              <w:rPr>
-                <w:color w:val="282C34"/>
-                <w:sz w:val="18"/>
-              </w:rPr>
-              <w:t>) between the PCB loop antenna and the metal surface.</w:t>
+              <w:t>Apply a sintered ferrite shielding sheet (µ_r' &gt;= 100) between the PCB loop antenna and the metal surface.</w:t>
             </w:r>
           </w:p>
         </w:tc>
@@ -3245,22 +2960,7 @@
                 <w:color w:val="282C34"/>
                 <w:sz w:val="18"/>
               </w:rPr>
-              <w:t>Antenna bandwidth too narrow (</w:t>
-            </w:r>
-            <w:r>
-              <w:rPr>
-                <w:i/>
-                <w:color w:val="145AA0"/>
-                <w:sz w:val="18"/>
-              </w:rPr>
-              <w:t>Q</w:t>
-            </w:r>
-            <w:r>
-              <w:rPr>
-                <w:color w:val="282C34"/>
-                <w:sz w:val="18"/>
-              </w:rPr>
-              <w:t xml:space="preserve"> too high)</w:t>
+              <w:t>Antenna bandwidth too narrow (Q too high)</w:t>
             </w:r>
           </w:p>
         </w:tc>
@@ -3285,15 +2985,7 @@
                 <w:color w:val="282C34"/>
                 <w:sz w:val="18"/>
               </w:rPr>
-              <w:t xml:space="preserve">Calculate </w:t>
-            </w:r>
-            <w:r>
-              <w:rPr>
-                <w:i/>
-                <w:color w:val="145AA0"/>
-                <w:sz w:val="18"/>
-              </w:rPr>
-              <w:t>BW = f_c / Q</w:t>
+              <w:t>Calculate BW = f_c / Q</w:t>
             </w:r>
           </w:p>
         </w:tc>
@@ -3318,67 +3010,7 @@
                 <w:color w:val="282C34"/>
                 <w:sz w:val="18"/>
               </w:rPr>
-              <w:t xml:space="preserve">Increase damping resistor </w:t>
-            </w:r>
-            <w:r>
-              <w:rPr>
-                <w:i/>
-                <w:color w:val="145AA0"/>
-                <w:sz w:val="18"/>
-              </w:rPr>
-              <w:t>R_Q</w:t>
-            </w:r>
-            <w:r>
-              <w:rPr>
-                <w:color w:val="282C34"/>
-                <w:sz w:val="18"/>
-              </w:rPr>
-              <w:t xml:space="preserve"> to reduce </w:t>
-            </w:r>
-            <w:r>
-              <w:rPr>
-                <w:i/>
-                <w:color w:val="145AA0"/>
-                <w:sz w:val="18"/>
-              </w:rPr>
-              <w:t>Q</w:t>
-            </w:r>
-            <w:r>
-              <w:rPr>
-                <w:color w:val="282C34"/>
-                <w:sz w:val="18"/>
-              </w:rPr>
-              <w:t xml:space="preserve"> to </w:t>
-            </w:r>
-            <w:r>
-              <w:rPr>
-                <w:i/>
-                <w:color w:val="145AA0"/>
-                <w:sz w:val="18"/>
-              </w:rPr>
-              <w:t>10--15</w:t>
-            </w:r>
-            <w:r>
-              <w:rPr>
-                <w:color w:val="282C34"/>
-                <w:sz w:val="18"/>
-              </w:rPr>
-              <w:t xml:space="preserve">, widening RF bandwidth to </w:t>
-            </w:r>
-            <w:r>
-              <w:rPr>
-                <w:i/>
-                <w:color w:val="145AA0"/>
-                <w:sz w:val="18"/>
-              </w:rPr>
-              <w:t>&gt; 1 MHz</w:t>
-            </w:r>
-            <w:r>
-              <w:rPr>
-                <w:color w:val="282C34"/>
-                <w:sz w:val="18"/>
-              </w:rPr>
-              <w:t>.</w:t>
+              <w:t>Increase damping resistor R_Q to reduce Q to 10--15, widening RF bandwidth to &gt; 1 MHz.</w:t>
             </w:r>
           </w:p>
         </w:tc>
